--- a/document/教材/Nemeth-數學點字教材-CH1-9(點字版).docx
+++ b/document/教材/Nemeth-數學點字教材-CH1-9(點字版).docx
@@ -24,8 +24,8 @@
   <dc:title>Nemeth 數理點字教材</dc:title>
   <dc:creator/>
   <cp:keywords/>
-  <dcterms:created xsi:type="dcterms:W3CDTF">2026-08-09T11:00:19Z</dcterms:created>
-  <dcterms:modified xsi:type="dcterms:W3CDTF">2026-08-09T11:00:19Z</dcterms:modified>
+  <dcterms:created xsi:type="dcterms:W3CDTF">2026-08-10T07:36:39Z</dcterms:created>
+  <dcterms:modified xsi:type="dcterms:W3CDTF">2026-08-10T07:36:39Z</dcterms:modified>
 </cp:coreProperties>
 </file>
 
@@ -52449,7 +52449,7 @@
     </w:p>
     <w:bookmarkEnd w:id="135"/>
     <w:bookmarkEnd w:id="136"/>
-    <w:bookmarkStart w:id="143" w:name="參考資料"/>
+    <w:bookmarkStart w:id="144" w:name="參考資料"/>
     <w:p>
       <w:pPr>
         <w:pStyle w:val="Heading1"/>
@@ -52748,7 +52748,7 @@
         </w:r>
       </w:hyperlink>
     </w:p>
-    <w:bookmarkStart w:id="142" w:name="延伸工具"/>
+    <w:bookmarkStart w:id="143" w:name="延伸工具"/>
     <w:p>
       <w:pPr>
         <w:pStyle w:val="Heading2"/>
@@ -52762,25 +52762,20 @@
     </w:p>
     <w:p>
       <w:pPr>
-        <w:pStyle w:val="FirstParagraph"/>
-      </w:pPr>
-      <w:r>
-        <w:rPr>
-          <w:rFonts w:hint="eastAsia"/>
-        </w:rPr>
-        <w:t xml:space="preserve">如欲查詢其他算式的</w:t>
-      </w:r>
-      <w:r>
-        <w:t xml:space="preserve"> Nemeth </w:t>
-      </w:r>
-      <w:r>
-        <w:rPr>
-          <w:rFonts w:hint="eastAsia"/>
-        </w:rPr>
-        <w:t xml:space="preserve">點字寫法，可以使用作者開發的線上工具「數學點字」：</w:t>
-      </w:r>
-      <w:r>
-        <w:t xml:space="preserve"> </w:t>
+        <w:pStyle w:val="Compact"/>
+        <w:numPr>
+          <w:ilvl w:val="0"/>
+          <w:numId w:val="1135"/>
+        </w:numPr>
+      </w:pPr>
+      <w:r>
+        <w:t xml:space="preserve">Nemeth↔LaTeX </w:t>
+      </w:r>
+      <w:r>
+        <w:rPr>
+          <w:rFonts w:hint="eastAsia"/>
+        </w:rPr>
+        <w:t xml:space="preserve">雙向轉譯：</w:t>
       </w:r>
       <w:hyperlink r:id="rId141">
         <w:r>
@@ -52794,7 +52789,7 @@
         <w:rPr>
           <w:rFonts w:hint="eastAsia"/>
         </w:rPr>
-        <w:t xml:space="preserve">——輸入</w:t>
+        <w:t xml:space="preserve">（輸入</w:t>
       </w:r>
       <w:r>
         <w:t xml:space="preserve"> LaTeX </w:t>
@@ -52806,8 +52801,32 @@
         <w:t xml:space="preserve">算式即可即時看到對應的</w:t>
       </w:r>
       <w:r>
-        <w:t xml:space="preserve"> </w:t>
-      </w:r>
+        <w:t xml:space="preserve"> Nemeth </w:t>
+      </w:r>
+      <w:r>
+        <w:rPr>
+          <w:rFonts w:hint="eastAsia"/>
+        </w:rPr>
+        <w:t xml:space="preserve">點字，也支援反向查詢：點字轉回</w:t>
+      </w:r>
+      <w:r>
+        <w:t xml:space="preserve"> </w:t>
+      </w:r>
+      <w:r>
+        <w:rPr>
+          <w:rFonts w:hint="eastAsia"/>
+        </w:rPr>
+        <w:t xml:space="preserve">LaTeX）</w:t>
+      </w:r>
+    </w:p>
+    <w:p>
+      <w:pPr>
+        <w:pStyle w:val="Compact"/>
+        <w:numPr>
+          <w:ilvl w:val="0"/>
+          <w:numId w:val="1135"/>
+        </w:numPr>
+      </w:pPr>
       <w:r>
         <w:t xml:space="preserve">Nemeth </w:t>
       </w:r>
@@ -52815,20 +52834,25 @@
         <w:rPr>
           <w:rFonts w:hint="eastAsia"/>
         </w:rPr>
-        <w:t xml:space="preserve">點字，也支援反向查詢（點字轉回</w:t>
-      </w:r>
-      <w:r>
-        <w:t xml:space="preserve"> </w:t>
-      </w:r>
-      <w:r>
-        <w:rPr>
-          <w:rFonts w:hint="eastAsia"/>
-        </w:rPr>
-        <w:t xml:space="preserve">LaTeX）。</w:t>
-      </w:r>
-    </w:p>
-    <w:bookmarkEnd w:id="142"/>
+        <w:t xml:space="preserve">符號快速查詢：</w:t>
+      </w:r>
+      <w:hyperlink r:id="rId142">
+        <w:r>
+          <w:rPr>
+            <w:rStyle w:val="Hyperlink"/>
+          </w:rPr>
+          <w:t xml:space="preserve">https://class.kh.edu.tw/19061/bulletin/msg_view/818</w:t>
+        </w:r>
+      </w:hyperlink>
+      <w:r>
+        <w:rPr>
+          <w:rFonts w:hint="eastAsia"/>
+        </w:rPr>
+        <w:t xml:space="preserve">（符號對照表，適合快速查符號對照）</w:t>
+      </w:r>
+    </w:p>
     <w:bookmarkEnd w:id="143"/>
+    <w:bookmarkEnd w:id="144"/>
     <w:sectPr>
       <w:footnotePr>
         <w:numRestart w:val="eachSect"/>
@@ -53607,6 +53631,9 @@
     <w:abstractNumId w:val="991"/>
   </w:num>
   <w:num w:numId="1134">
+    <w:abstractNumId w:val="991"/>
+  </w:num>
+  <w:num w:numId="1135">
     <w:abstractNumId w:val="991"/>
   </w:num>
 </w:numbering>
